--- a/5.人员管理/2.运行记录类文件/050203-人员管理总结报告(截止2025年10月).docx
+++ b/5.人员管理/2.运行记录类文件/050203-人员管理总结报告(截止2025年10月).docx
@@ -14,11 +14,28 @@
         <w:topLinePunct w:val="0"/>
         <w:bidi w:val="0"/>
         <w:rPr>
+          <w:rFonts w:hint="eastAsia"/>
+          <w:lang w:val="en-US" w:eastAsia="zh-CN"/>
+        </w:rPr>
+      </w:pPr>
+      <w:bookmarkStart w:id="0" w:name="_Toc1157"/>
+    </w:p>
+    <w:p>
+      <w:pPr>
+        <w:pStyle w:val="55"/>
+        <w:keepNext w:val="0"/>
+        <w:keepLines w:val="0"/>
+        <w:pageBreakBefore w:val="0"/>
+        <w:widowControl w:val="0"/>
+        <w:wordWrap/>
+        <w:overflowPunct/>
+        <w:topLinePunct w:val="0"/>
+        <w:bidi w:val="0"/>
+        <w:rPr>
           <w:rFonts w:hint="default"/>
           <w:lang w:val="en-US"/>
         </w:rPr>
       </w:pPr>
-      <w:bookmarkStart w:id="0" w:name="_Toc7611"/>
       <w:r>
         <w:rPr>
           <w:rFonts w:hint="eastAsia"/>
@@ -40,7 +57,7 @@
         <w:topLinePunct w:val="0"/>
         <w:bidi w:val="0"/>
       </w:pPr>
-      <w:bookmarkStart w:id="1" w:name="_Toc13595"/>
+      <w:bookmarkStart w:id="1" w:name="_Toc15670"/>
       <w:r>
         <w:t>甘肃国邦信息科技有限公司</w:t>
       </w:r>
@@ -123,7 +140,7 @@
           <w:szCs w:val="28"/>
         </w:rPr>
       </w:pPr>
-      <w:bookmarkStart w:id="2" w:name="_Toc31233"/>
+      <w:bookmarkStart w:id="2" w:name="_Toc27211"/>
       <w:r>
         <w:rPr>
           <w:rFonts w:ascii="宋体" w:hAnsi="宋体" w:eastAsia="宋体" w:cs="宋体"/>
@@ -1236,6 +1253,8 @@
         </w:rPr>
         <w:br w:type="page"/>
       </w:r>
+      <w:bookmarkStart w:id="18" w:name="_GoBack"/>
+      <w:bookmarkEnd w:id="18"/>
     </w:p>
     <w:p>
       <w:pPr>
@@ -1343,7 +1362,7 @@
           <w:szCs w:val="22"/>
           <w:lang w:val="en-US" w:eastAsia="zh-CN" w:bidi="ar-SA"/>
         </w:rPr>
-        <w:instrText xml:space="preserve"> HYPERLINK \l _Toc7611 </w:instrText>
+        <w:instrText xml:space="preserve"> HYPERLINK \l _Toc1157 </w:instrText>
       </w:r>
       <w:r>
         <w:rPr>
@@ -1370,7 +1389,7 @@
         <w:fldChar w:fldCharType="begin"/>
       </w:r>
       <w:r>
-        <w:instrText xml:space="preserve"> PAGEREF _Toc7611 \h </w:instrText>
+        <w:instrText xml:space="preserve"> PAGEREF _Toc1157 \h </w:instrText>
       </w:r>
       <w:r>
         <w:fldChar w:fldCharType="separate"/>
@@ -1420,7 +1439,7 @@
           <w:szCs w:val="22"/>
           <w:lang w:val="en-US" w:eastAsia="zh-CN" w:bidi="ar-SA"/>
         </w:rPr>
-        <w:instrText xml:space="preserve"> HYPERLINK \l _Toc13595 </w:instrText>
+        <w:instrText xml:space="preserve"> HYPERLINK \l _Toc15670 </w:instrText>
       </w:r>
       <w:r>
         <w:rPr>
@@ -1443,7 +1462,7 @@
         <w:fldChar w:fldCharType="begin"/>
       </w:r>
       <w:r>
-        <w:instrText xml:space="preserve"> PAGEREF _Toc13595 \h </w:instrText>
+        <w:instrText xml:space="preserve"> PAGEREF _Toc15670 \h </w:instrText>
       </w:r>
       <w:r>
         <w:fldChar w:fldCharType="separate"/>
@@ -1493,7 +1512,7 @@
           <w:szCs w:val="22"/>
           <w:lang w:val="en-US" w:eastAsia="zh-CN" w:bidi="ar-SA"/>
         </w:rPr>
-        <w:instrText xml:space="preserve"> HYPERLINK \l _Toc31233 </w:instrText>
+        <w:instrText xml:space="preserve"> HYPERLINK \l _Toc27211 </w:instrText>
       </w:r>
       <w:r>
         <w:rPr>
@@ -1521,7 +1540,7 @@
         <w:fldChar w:fldCharType="begin"/>
       </w:r>
       <w:r>
-        <w:instrText xml:space="preserve"> PAGEREF _Toc31233 \h </w:instrText>
+        <w:instrText xml:space="preserve"> PAGEREF _Toc27211 \h </w:instrText>
       </w:r>
       <w:r>
         <w:fldChar w:fldCharType="separate"/>
@@ -1571,7 +1590,7 @@
           <w:szCs w:val="22"/>
           <w:lang w:val="en-US" w:eastAsia="zh-CN" w:bidi="ar-SA"/>
         </w:rPr>
-        <w:instrText xml:space="preserve"> HYPERLINK \l _Toc8109 </w:instrText>
+        <w:instrText xml:space="preserve"> HYPERLINK \l _Toc31489 </w:instrText>
       </w:r>
       <w:r>
         <w:rPr>
@@ -1614,7 +1633,7 @@
         <w:fldChar w:fldCharType="begin"/>
       </w:r>
       <w:r>
-        <w:instrText xml:space="preserve"> PAGEREF _Toc8109 \h </w:instrText>
+        <w:instrText xml:space="preserve"> PAGEREF _Toc31489 \h </w:instrText>
       </w:r>
       <w:r>
         <w:fldChar w:fldCharType="separate"/>
@@ -1664,7 +1683,7 @@
           <w:szCs w:val="22"/>
           <w:lang w:val="en-US" w:eastAsia="zh-CN" w:bidi="ar-SA"/>
         </w:rPr>
-        <w:instrText xml:space="preserve"> HYPERLINK \l _Toc20803 </w:instrText>
+        <w:instrText xml:space="preserve"> HYPERLINK \l _Toc26796 </w:instrText>
       </w:r>
       <w:r>
         <w:rPr>
@@ -1696,7 +1715,7 @@
         <w:fldChar w:fldCharType="begin"/>
       </w:r>
       <w:r>
-        <w:instrText xml:space="preserve"> PAGEREF _Toc20803 \h </w:instrText>
+        <w:instrText xml:space="preserve"> PAGEREF _Toc26796 \h </w:instrText>
       </w:r>
       <w:r>
         <w:fldChar w:fldCharType="separate"/>
@@ -1746,7 +1765,7 @@
           <w:szCs w:val="22"/>
           <w:lang w:val="en-US" w:eastAsia="zh-CN" w:bidi="ar-SA"/>
         </w:rPr>
-        <w:instrText xml:space="preserve"> HYPERLINK \l _Toc5535 </w:instrText>
+        <w:instrText xml:space="preserve"> HYPERLINK \l _Toc18739 </w:instrText>
       </w:r>
       <w:r>
         <w:rPr>
@@ -1778,7 +1797,7 @@
         <w:fldChar w:fldCharType="begin"/>
       </w:r>
       <w:r>
-        <w:instrText xml:space="preserve"> PAGEREF _Toc5535 \h </w:instrText>
+        <w:instrText xml:space="preserve"> PAGEREF _Toc18739 \h </w:instrText>
       </w:r>
       <w:r>
         <w:fldChar w:fldCharType="separate"/>
@@ -1828,7 +1847,7 @@
           <w:szCs w:val="22"/>
           <w:lang w:val="en-US" w:eastAsia="zh-CN" w:bidi="ar-SA"/>
         </w:rPr>
-        <w:instrText xml:space="preserve"> HYPERLINK \l _Toc14945 </w:instrText>
+        <w:instrText xml:space="preserve"> HYPERLINK \l _Toc20535 </w:instrText>
       </w:r>
       <w:r>
         <w:rPr>
@@ -1860,7 +1879,7 @@
         <w:fldChar w:fldCharType="begin"/>
       </w:r>
       <w:r>
-        <w:instrText xml:space="preserve"> PAGEREF _Toc14945 \h </w:instrText>
+        <w:instrText xml:space="preserve"> PAGEREF _Toc20535 \h </w:instrText>
       </w:r>
       <w:r>
         <w:fldChar w:fldCharType="separate"/>
@@ -1910,7 +1929,7 @@
           <w:szCs w:val="22"/>
           <w:lang w:val="en-US" w:eastAsia="zh-CN" w:bidi="ar-SA"/>
         </w:rPr>
-        <w:instrText xml:space="preserve"> HYPERLINK \l _Toc16133 </w:instrText>
+        <w:instrText xml:space="preserve"> HYPERLINK \l _Toc4560 </w:instrText>
       </w:r>
       <w:r>
         <w:rPr>
@@ -1943,7 +1962,7 @@
         <w:fldChar w:fldCharType="begin"/>
       </w:r>
       <w:r>
-        <w:instrText xml:space="preserve"> PAGEREF _Toc16133 \h </w:instrText>
+        <w:instrText xml:space="preserve"> PAGEREF _Toc4560 \h </w:instrText>
       </w:r>
       <w:r>
         <w:fldChar w:fldCharType="separate"/>
@@ -1993,7 +2012,7 @@
           <w:szCs w:val="22"/>
           <w:lang w:val="en-US" w:eastAsia="zh-CN" w:bidi="ar-SA"/>
         </w:rPr>
-        <w:instrText xml:space="preserve"> HYPERLINK \l _Toc16140 </w:instrText>
+        <w:instrText xml:space="preserve"> HYPERLINK \l _Toc6089 </w:instrText>
       </w:r>
       <w:r>
         <w:rPr>
@@ -2025,7 +2044,7 @@
         <w:fldChar w:fldCharType="begin"/>
       </w:r>
       <w:r>
-        <w:instrText xml:space="preserve"> PAGEREF _Toc16140 \h </w:instrText>
+        <w:instrText xml:space="preserve"> PAGEREF _Toc6089 \h </w:instrText>
       </w:r>
       <w:r>
         <w:fldChar w:fldCharType="separate"/>
@@ -2075,7 +2094,7 @@
           <w:szCs w:val="22"/>
           <w:lang w:val="en-US" w:eastAsia="zh-CN" w:bidi="ar-SA"/>
         </w:rPr>
-        <w:instrText xml:space="preserve"> HYPERLINK \l _Toc8466 </w:instrText>
+        <w:instrText xml:space="preserve"> HYPERLINK \l _Toc31105 </w:instrText>
       </w:r>
       <w:r>
         <w:rPr>
@@ -2109,7 +2128,7 @@
         <w:fldChar w:fldCharType="begin"/>
       </w:r>
       <w:r>
-        <w:instrText xml:space="preserve"> PAGEREF _Toc8466 \h </w:instrText>
+        <w:instrText xml:space="preserve"> PAGEREF _Toc31105 \h </w:instrText>
       </w:r>
       <w:r>
         <w:fldChar w:fldCharType="separate"/>
@@ -2232,7 +2251,7 @@
           <w:lang w:eastAsia="zh-CN"/>
         </w:rPr>
       </w:pPr>
-      <w:bookmarkStart w:id="4" w:name="_Toc8109"/>
+      <w:bookmarkStart w:id="4" w:name="_Toc31489"/>
       <w:r>
         <w:rPr>
           <w:rFonts w:hint="eastAsia" w:ascii="宋体" w:hAnsi="宋体" w:eastAsia="宋体" w:cs="宋体"/>
@@ -2443,7 +2462,7 @@
           <w:rFonts w:hint="eastAsia"/>
         </w:rPr>
       </w:pPr>
-      <w:bookmarkStart w:id="6" w:name="_Toc20803"/>
+      <w:bookmarkStart w:id="6" w:name="_Toc26796"/>
       <w:r>
         <w:rPr>
           <w:rFonts w:hint="eastAsia"/>
@@ -4967,7 +4986,7 @@
           <w:rFonts w:hint="eastAsia"/>
         </w:rPr>
       </w:pPr>
-      <w:bookmarkStart w:id="9" w:name="_Toc5535"/>
+      <w:bookmarkStart w:id="9" w:name="_Toc18739"/>
       <w:r>
         <w:rPr>
           <w:rFonts w:hint="eastAsia"/>
@@ -5568,8 +5587,6 @@
               </w:rPr>
               <w:t>1人</w:t>
             </w:r>
-            <w:bookmarkStart w:id="18" w:name="_GoBack"/>
-            <w:bookmarkEnd w:id="18"/>
           </w:p>
         </w:tc>
         <w:tc>
@@ -6535,7 +6552,7 @@
       </w:pPr>
       <w:bookmarkStart w:id="10" w:name="_Toc460590613"/>
       <w:bookmarkStart w:id="11" w:name="_Toc462056944"/>
-      <w:bookmarkStart w:id="12" w:name="_Toc14945"/>
+      <w:bookmarkStart w:id="12" w:name="_Toc20535"/>
       <w:r>
         <w:rPr>
           <w:rFonts w:hint="eastAsia"/>
@@ -6752,6 +6769,7 @@
             <w:insideH w:val="none" w:color="auto" w:sz="0" w:space="0"/>
             <w:insideV w:val="none" w:color="auto" w:sz="0" w:space="0"/>
           </w:tblBorders>
+          <w:shd w:val="clear" w:color="auto" w:fill="auto"/>
           <w:tblCellMar>
             <w:top w:w="0" w:type="dxa"/>
             <w:left w:w="108" w:type="dxa"/>
@@ -7081,6 +7099,7 @@
             <w:insideH w:val="none" w:color="auto" w:sz="0" w:space="0"/>
             <w:insideV w:val="none" w:color="auto" w:sz="0" w:space="0"/>
           </w:tblBorders>
+          <w:shd w:val="clear" w:color="auto" w:fill="auto"/>
           <w:tblCellMar>
             <w:top w:w="0" w:type="dxa"/>
             <w:left w:w="108" w:type="dxa"/>
@@ -7419,6 +7438,7 @@
             <w:insideH w:val="none" w:color="auto" w:sz="0" w:space="0"/>
             <w:insideV w:val="none" w:color="auto" w:sz="0" w:space="0"/>
           </w:tblBorders>
+          <w:shd w:val="clear" w:color="auto" w:fill="auto"/>
           <w:tblCellMar>
             <w:top w:w="0" w:type="dxa"/>
             <w:left w:w="108" w:type="dxa"/>
@@ -7750,6 +7770,7 @@
             <w:insideH w:val="none" w:color="auto" w:sz="0" w:space="0"/>
             <w:insideV w:val="none" w:color="auto" w:sz="0" w:space="0"/>
           </w:tblBorders>
+          <w:shd w:val="clear" w:color="auto" w:fill="auto"/>
           <w:tblCellMar>
             <w:top w:w="0" w:type="dxa"/>
             <w:left w:w="108" w:type="dxa"/>
@@ -8080,6 +8101,7 @@
             <w:insideH w:val="none" w:color="auto" w:sz="0" w:space="0"/>
             <w:insideV w:val="none" w:color="auto" w:sz="0" w:space="0"/>
           </w:tblBorders>
+          <w:shd w:val="clear" w:color="auto" w:fill="auto"/>
           <w:tblCellMar>
             <w:top w:w="0" w:type="dxa"/>
             <w:left w:w="108" w:type="dxa"/>
@@ -8409,6 +8431,7 @@
             <w:insideH w:val="none" w:color="auto" w:sz="0" w:space="0"/>
             <w:insideV w:val="none" w:color="auto" w:sz="0" w:space="0"/>
           </w:tblBorders>
+          <w:shd w:val="clear" w:color="auto" w:fill="auto"/>
           <w:tblCellMar>
             <w:top w:w="0" w:type="dxa"/>
             <w:left w:w="108" w:type="dxa"/>
@@ -8753,6 +8776,7 @@
             <w:insideH w:val="none" w:color="auto" w:sz="0" w:space="0"/>
             <w:insideV w:val="none" w:color="auto" w:sz="0" w:space="0"/>
           </w:tblBorders>
+          <w:shd w:val="clear" w:color="auto" w:fill="auto"/>
           <w:tblCellMar>
             <w:top w:w="0" w:type="dxa"/>
             <w:left w:w="108" w:type="dxa"/>
@@ -9085,6 +9109,7 @@
             <w:insideH w:val="none" w:color="auto" w:sz="0" w:space="0"/>
             <w:insideV w:val="none" w:color="auto" w:sz="0" w:space="0"/>
           </w:tblBorders>
+          <w:shd w:val="clear" w:color="auto" w:fill="auto"/>
           <w:tblCellMar>
             <w:top w:w="0" w:type="dxa"/>
             <w:left w:w="108" w:type="dxa"/>
@@ -9447,6 +9472,7 @@
             <w:insideH w:val="none" w:color="auto" w:sz="0" w:space="0"/>
             <w:insideV w:val="none" w:color="auto" w:sz="0" w:space="0"/>
           </w:tblBorders>
+          <w:shd w:val="clear" w:color="auto" w:fill="auto"/>
           <w:tblCellMar>
             <w:top w:w="0" w:type="dxa"/>
             <w:left w:w="108" w:type="dxa"/>
@@ -9776,6 +9802,7 @@
             <w:insideH w:val="none" w:color="auto" w:sz="0" w:space="0"/>
             <w:insideV w:val="none" w:color="auto" w:sz="0" w:space="0"/>
           </w:tblBorders>
+          <w:shd w:val="clear" w:color="auto" w:fill="auto"/>
           <w:tblCellMar>
             <w:top w:w="0" w:type="dxa"/>
             <w:left w:w="108" w:type="dxa"/>
@@ -10114,6 +10141,7 @@
             <w:insideH w:val="none" w:color="auto" w:sz="0" w:space="0"/>
             <w:insideV w:val="none" w:color="auto" w:sz="0" w:space="0"/>
           </w:tblBorders>
+          <w:shd w:val="clear" w:color="auto" w:fill="auto"/>
           <w:tblCellMar>
             <w:top w:w="0" w:type="dxa"/>
             <w:left w:w="108" w:type="dxa"/>
@@ -10473,6 +10501,7 @@
             <w:insideH w:val="none" w:color="auto" w:sz="0" w:space="0"/>
             <w:insideV w:val="none" w:color="auto" w:sz="0" w:space="0"/>
           </w:tblBorders>
+          <w:shd w:val="clear" w:color="auto" w:fill="auto"/>
           <w:tblCellMar>
             <w:top w:w="0" w:type="dxa"/>
             <w:left w:w="108" w:type="dxa"/>
@@ -10814,6 +10843,7 @@
             <w:insideH w:val="none" w:color="auto" w:sz="0" w:space="0"/>
             <w:insideV w:val="none" w:color="auto" w:sz="0" w:space="0"/>
           </w:tblBorders>
+          <w:shd w:val="clear" w:color="auto" w:fill="auto"/>
           <w:tblCellMar>
             <w:top w:w="0" w:type="dxa"/>
             <w:left w:w="108" w:type="dxa"/>
@@ -11164,6 +11194,7 @@
             <w:insideH w:val="none" w:color="auto" w:sz="0" w:space="0"/>
             <w:insideV w:val="none" w:color="auto" w:sz="0" w:space="0"/>
           </w:tblBorders>
+          <w:shd w:val="clear" w:color="auto" w:fill="auto"/>
           <w:tblCellMar>
             <w:top w:w="0" w:type="dxa"/>
             <w:left w:w="108" w:type="dxa"/>
@@ -11514,6 +11545,7 @@
             <w:insideH w:val="none" w:color="auto" w:sz="0" w:space="0"/>
             <w:insideV w:val="none" w:color="auto" w:sz="0" w:space="0"/>
           </w:tblBorders>
+          <w:shd w:val="clear" w:color="auto" w:fill="auto"/>
           <w:tblCellMar>
             <w:top w:w="0" w:type="dxa"/>
             <w:left w:w="108" w:type="dxa"/>
@@ -11852,6 +11884,7 @@
             <w:insideH w:val="none" w:color="auto" w:sz="0" w:space="0"/>
             <w:insideV w:val="none" w:color="auto" w:sz="0" w:space="0"/>
           </w:tblBorders>
+          <w:shd w:val="clear" w:color="auto" w:fill="auto"/>
           <w:tblCellMar>
             <w:top w:w="0" w:type="dxa"/>
             <w:left w:w="108" w:type="dxa"/>
@@ -12193,6 +12226,7 @@
             <w:insideH w:val="none" w:color="auto" w:sz="0" w:space="0"/>
             <w:insideV w:val="none" w:color="auto" w:sz="0" w:space="0"/>
           </w:tblBorders>
+          <w:shd w:val="clear" w:color="auto" w:fill="auto"/>
           <w:tblCellMar>
             <w:top w:w="0" w:type="dxa"/>
             <w:left w:w="108" w:type="dxa"/>
@@ -12534,6 +12568,7 @@
             <w:insideH w:val="none" w:color="auto" w:sz="0" w:space="0"/>
             <w:insideV w:val="none" w:color="auto" w:sz="0" w:space="0"/>
           </w:tblBorders>
+          <w:shd w:val="clear" w:color="auto" w:fill="auto"/>
           <w:tblCellMar>
             <w:top w:w="0" w:type="dxa"/>
             <w:left w:w="108" w:type="dxa"/>
@@ -12863,6 +12898,7 @@
             <w:insideH w:val="none" w:color="auto" w:sz="0" w:space="0"/>
             <w:insideV w:val="none" w:color="auto" w:sz="0" w:space="0"/>
           </w:tblBorders>
+          <w:shd w:val="clear" w:color="auto" w:fill="auto"/>
           <w:tblCellMar>
             <w:top w:w="0" w:type="dxa"/>
             <w:left w:w="108" w:type="dxa"/>
@@ -13201,6 +13237,7 @@
             <w:insideH w:val="none" w:color="auto" w:sz="0" w:space="0"/>
             <w:insideV w:val="none" w:color="auto" w:sz="0" w:space="0"/>
           </w:tblBorders>
+          <w:shd w:val="clear" w:color="auto" w:fill="auto"/>
           <w:tblCellMar>
             <w:top w:w="0" w:type="dxa"/>
             <w:left w:w="108" w:type="dxa"/>
@@ -13542,6 +13579,7 @@
             <w:insideH w:val="none" w:color="auto" w:sz="0" w:space="0"/>
             <w:insideV w:val="none" w:color="auto" w:sz="0" w:space="0"/>
           </w:tblBorders>
+          <w:shd w:val="clear" w:color="auto" w:fill="auto"/>
           <w:tblCellMar>
             <w:top w:w="0" w:type="dxa"/>
             <w:left w:w="108" w:type="dxa"/>
@@ -13883,6 +13921,7 @@
             <w:insideH w:val="none" w:color="auto" w:sz="0" w:space="0"/>
             <w:insideV w:val="none" w:color="auto" w:sz="0" w:space="0"/>
           </w:tblBorders>
+          <w:shd w:val="clear" w:color="auto" w:fill="auto"/>
           <w:tblCellMar>
             <w:top w:w="0" w:type="dxa"/>
             <w:left w:w="108" w:type="dxa"/>
@@ -14233,6 +14272,7 @@
             <w:insideH w:val="none" w:color="auto" w:sz="0" w:space="0"/>
             <w:insideV w:val="none" w:color="auto" w:sz="0" w:space="0"/>
           </w:tblBorders>
+          <w:shd w:val="clear" w:color="auto" w:fill="auto"/>
           <w:tblCellMar>
             <w:top w:w="0" w:type="dxa"/>
             <w:left w:w="108" w:type="dxa"/>
@@ -14574,6 +14614,7 @@
             <w:insideH w:val="none" w:color="auto" w:sz="0" w:space="0"/>
             <w:insideV w:val="none" w:color="auto" w:sz="0" w:space="0"/>
           </w:tblBorders>
+          <w:shd w:val="clear" w:color="auto" w:fill="auto"/>
           <w:tblCellMar>
             <w:top w:w="0" w:type="dxa"/>
             <w:left w:w="108" w:type="dxa"/>
@@ -14933,6 +14974,7 @@
             <w:insideH w:val="none" w:color="auto" w:sz="0" w:space="0"/>
             <w:insideV w:val="none" w:color="auto" w:sz="0" w:space="0"/>
           </w:tblBorders>
+          <w:shd w:val="clear" w:color="auto" w:fill="auto"/>
           <w:tblCellMar>
             <w:top w:w="0" w:type="dxa"/>
             <w:left w:w="108" w:type="dxa"/>
@@ -15274,6 +15316,7 @@
             <w:insideH w:val="none" w:color="auto" w:sz="0" w:space="0"/>
             <w:insideV w:val="none" w:color="auto" w:sz="0" w:space="0"/>
           </w:tblBorders>
+          <w:shd w:val="clear" w:color="auto" w:fill="auto"/>
           <w:tblCellMar>
             <w:top w:w="0" w:type="dxa"/>
             <w:left w:w="108" w:type="dxa"/>
@@ -15612,6 +15655,7 @@
             <w:insideH w:val="none" w:color="auto" w:sz="0" w:space="0"/>
             <w:insideV w:val="none" w:color="auto" w:sz="0" w:space="0"/>
           </w:tblBorders>
+          <w:shd w:val="clear" w:color="auto" w:fill="auto"/>
           <w:tblCellMar>
             <w:top w:w="0" w:type="dxa"/>
             <w:left w:w="108" w:type="dxa"/>
@@ -15953,6 +15997,7 @@
             <w:insideH w:val="none" w:color="auto" w:sz="0" w:space="0"/>
             <w:insideV w:val="none" w:color="auto" w:sz="0" w:space="0"/>
           </w:tblBorders>
+          <w:shd w:val="clear" w:color="auto" w:fill="auto"/>
           <w:tblCellMar>
             <w:top w:w="0" w:type="dxa"/>
             <w:left w:w="108" w:type="dxa"/>
@@ -16294,6 +16339,7 @@
             <w:insideH w:val="none" w:color="auto" w:sz="0" w:space="0"/>
             <w:insideV w:val="none" w:color="auto" w:sz="0" w:space="0"/>
           </w:tblBorders>
+          <w:shd w:val="clear" w:color="auto" w:fill="auto"/>
           <w:tblCellMar>
             <w:top w:w="0" w:type="dxa"/>
             <w:left w:w="108" w:type="dxa"/>
@@ -16653,6 +16699,7 @@
             <w:insideH w:val="none" w:color="auto" w:sz="0" w:space="0"/>
             <w:insideV w:val="none" w:color="auto" w:sz="0" w:space="0"/>
           </w:tblBorders>
+          <w:shd w:val="clear" w:color="auto" w:fill="auto"/>
           <w:tblCellMar>
             <w:top w:w="0" w:type="dxa"/>
             <w:left w:w="108" w:type="dxa"/>
@@ -16994,6 +17041,7 @@
             <w:insideH w:val="none" w:color="auto" w:sz="0" w:space="0"/>
             <w:insideV w:val="none" w:color="auto" w:sz="0" w:space="0"/>
           </w:tblBorders>
+          <w:shd w:val="clear" w:color="auto" w:fill="auto"/>
           <w:tblCellMar>
             <w:top w:w="0" w:type="dxa"/>
             <w:left w:w="108" w:type="dxa"/>
@@ -17335,6 +17383,7 @@
             <w:insideH w:val="none" w:color="auto" w:sz="0" w:space="0"/>
             <w:insideV w:val="none" w:color="auto" w:sz="0" w:space="0"/>
           </w:tblBorders>
+          <w:shd w:val="clear" w:color="auto" w:fill="auto"/>
           <w:tblCellMar>
             <w:top w:w="0" w:type="dxa"/>
             <w:left w:w="108" w:type="dxa"/>
@@ -17676,6 +17725,7 @@
             <w:insideH w:val="none" w:color="auto" w:sz="0" w:space="0"/>
             <w:insideV w:val="none" w:color="auto" w:sz="0" w:space="0"/>
           </w:tblBorders>
+          <w:shd w:val="clear" w:color="auto" w:fill="auto"/>
           <w:tblCellMar>
             <w:top w:w="0" w:type="dxa"/>
             <w:left w:w="108" w:type="dxa"/>
@@ -18026,6 +18076,7 @@
             <w:insideH w:val="none" w:color="auto" w:sz="0" w:space="0"/>
             <w:insideV w:val="none" w:color="auto" w:sz="0" w:space="0"/>
           </w:tblBorders>
+          <w:shd w:val="clear" w:color="auto" w:fill="auto"/>
           <w:tblCellMar>
             <w:top w:w="0" w:type="dxa"/>
             <w:left w:w="108" w:type="dxa"/>
@@ -18376,6 +18427,7 @@
             <w:insideH w:val="none" w:color="auto" w:sz="0" w:space="0"/>
             <w:insideV w:val="none" w:color="auto" w:sz="0" w:space="0"/>
           </w:tblBorders>
+          <w:shd w:val="clear" w:color="auto" w:fill="auto"/>
           <w:tblCellMar>
             <w:top w:w="0" w:type="dxa"/>
             <w:left w:w="108" w:type="dxa"/>
@@ -18717,6 +18769,7 @@
             <w:insideH w:val="none" w:color="auto" w:sz="0" w:space="0"/>
             <w:insideV w:val="none" w:color="auto" w:sz="0" w:space="0"/>
           </w:tblBorders>
+          <w:shd w:val="clear" w:color="auto" w:fill="auto"/>
           <w:tblCellMar>
             <w:top w:w="0" w:type="dxa"/>
             <w:left w:w="108" w:type="dxa"/>
@@ -19058,6 +19111,7 @@
             <w:insideH w:val="none" w:color="auto" w:sz="0" w:space="0"/>
             <w:insideV w:val="none" w:color="auto" w:sz="0" w:space="0"/>
           </w:tblBorders>
+          <w:shd w:val="clear" w:color="auto" w:fill="auto"/>
           <w:tblCellMar>
             <w:top w:w="0" w:type="dxa"/>
             <w:left w:w="108" w:type="dxa"/>
@@ -19413,7 +19467,7 @@
           <w:rFonts w:hint="eastAsia"/>
         </w:rPr>
       </w:pPr>
-      <w:bookmarkStart w:id="15" w:name="_Toc16133"/>
+      <w:bookmarkStart w:id="15" w:name="_Toc4560"/>
       <w:r>
         <w:rPr>
           <w:rFonts w:hint="eastAsia"/>
@@ -20610,7 +20664,7 @@
           <w:rFonts w:hint="eastAsia"/>
         </w:rPr>
       </w:pPr>
-      <w:bookmarkStart w:id="16" w:name="_Toc16140"/>
+      <w:bookmarkStart w:id="16" w:name="_Toc6089"/>
       <w:r>
         <w:rPr>
           <w:rFonts w:hint="eastAsia"/>
@@ -21957,7 +22011,7 @@
           <w:lang w:val="en-US" w:eastAsia="zh-CN"/>
         </w:rPr>
       </w:pPr>
-      <w:bookmarkStart w:id="17" w:name="_Toc8466"/>
+      <w:bookmarkStart w:id="17" w:name="_Toc31105"/>
       <w:r>
         <w:rPr>
           <w:rFonts w:hint="eastAsia"/>
